--- a/content/Bios/Ross_Barlow.docx
+++ b/content/Bios/Ross_Barlow.docx
@@ -1,202 +1,8 @@
 
 <file path=word/document.xml><?xml version="1.0" encoding="utf-8"?>
-<w:document xmlns:w14="http://schemas.microsoft.com/office/word/2010/wordml" xmlns:wp14="http://schemas.microsoft.com/office/word/2010/wordprocessingDrawing" xmlns:w="http://schemas.openxmlformats.org/wordprocessingml/2006/main" xmlns:m="http://schemas.openxmlformats.org/officeDocument/2006/math" xmlns:r="http://schemas.openxmlformats.org/officeDocument/2006/relationships" xmlns:o="urn:schemas-microsoft-com:office:office" xmlns:v="urn:schemas-microsoft-com:vml" xmlns:w10="urn:schemas-microsoft-com:office:word" xmlns:a="http://schemas.openxmlformats.org/drawingml/2006/main" xmlns:pic="http://schemas.openxmlformats.org/drawingml/2006/picture" xmlns:wp="http://schemas.openxmlformats.org/drawingml/2006/wordprocessingDrawing" xmlns:mc="http://schemas.openxmlformats.org/markup-compatibility/2006" mc:Ignorable="w14 wp14">
+<w:document xmlns:ns1="http://schemas.openxmlformats.org/markup-compatibility/2006" xmlns:ns2="http://schemas.microsoft.com/office/word/2010/wordml" xmlns:ns3="http://schemas.openxmlformats.org/officeDocument/2006/relationships" xmlns:w="http://schemas.openxmlformats.org/wordprocessingml/2006/main" ns1:Ignorable="w14 wp14">
   <w:body>
-    <w:p xmlns:wp14="http://schemas.microsoft.com/office/word/2010/wordml" wp14:textId="77777777">
-      <w:pPr>
-        <w:pStyle w:val="FirstParagraph"/>
-      </w:pPr>
-      <w:r>
-        <w:rPr/>
-        <w:t>Ross Barlow was born in Omaha, Nebraska on October 16, 1953. He attended Monte Vista</w:t>
-      </w:r>
-      <w:r>
-        <w:rPr/>
-        <w:t xml:space="preserve"> </w:t>
-      </w:r>
-      <w:r>
-        <w:rPr/>
-        <w:t>High School graduating in 1972 and continued higher education at Adams State College in</w:t>
-      </w:r>
-      <w:r>
-        <w:rPr/>
-        <w:t xml:space="preserve"> </w:t>
-      </w:r>
-      <w:r>
-        <w:rPr/>
-        <w:t xml:space="preserve">Alamosa, Colorado where he received a </w:t>
-      </w:r>
-      <w:r>
-        <w:rPr/>
-        <w:t>Bachelor’s</w:t>
-      </w:r>
-      <w:r>
-        <w:rPr/>
-        <w:t xml:space="preserve"> degree in 1979 and an MA in 1980. Ross</w:t>
-      </w:r>
-      <w:r>
-        <w:rPr/>
-        <w:t xml:space="preserve"> </w:t>
-      </w:r>
-      <w:r>
-        <w:rPr/>
-        <w:t xml:space="preserve">now </w:t>
-      </w:r>
-      <w:r>
-        <w:rPr/>
-        <w:t>resides</w:t>
-      </w:r>
-      <w:r>
-        <w:rPr/>
-        <w:t xml:space="preserve"> in Monte Vista, Colorado.</w:t>
-      </w:r>
-      <w:r>
-        <w:rPr/>
-        <w:t xml:space="preserve"> </w:t>
-      </w:r>
-      <w:r>
-        <w:rPr/>
-        <w:t>Ross had a long and distinguished career. He was a high school umpire for 33 years,</w:t>
-      </w:r>
-      <w:r>
-        <w:rPr/>
-        <w:t xml:space="preserve"> </w:t>
-      </w:r>
-      <w:r>
-        <w:rPr/>
-        <w:t>beginning in 1977 when he umpired in the 4A State Championship, Semi-Final, and</w:t>
-      </w:r>
-      <w:r>
-        <w:rPr/>
-        <w:t xml:space="preserve"> </w:t>
-      </w:r>
-      <w:r>
-        <w:rPr/>
-        <w:t>Regionals. There were many years of umpiring high school playoffs, mostly in the southern</w:t>
-      </w:r>
-      <w:r>
-        <w:rPr/>
-        <w:t xml:space="preserve"> </w:t>
-      </w:r>
-      <w:r>
-        <w:rPr/>
-        <w:t>part of the state, starting in 1988. He umpired in 2A, 3A, 4A, 5A and Semi-Finals from 1989</w:t>
-      </w:r>
-      <w:r>
-        <w:rPr/>
-        <w:t xml:space="preserve"> </w:t>
-      </w:r>
-      <w:r>
-        <w:rPr/>
-        <w:t>through 1999, including high school All-State games in 1993 and 1996. Ross worked</w:t>
-      </w:r>
-      <w:r>
-        <w:rPr/>
-        <w:t xml:space="preserve"> </w:t>
-      </w:r>
-      <w:r>
-        <w:rPr/>
-        <w:t>summer high school ball for over 25 seasons. He also worked 7 Connie Macks World Series</w:t>
-      </w:r>
-      <w:r>
-        <w:rPr/>
-        <w:t xml:space="preserve"> </w:t>
-      </w:r>
-      <w:r>
-        <w:rPr/>
-        <w:t>Ball in Farmington, New Mexico with 4 Championship Plates.</w:t>
-      </w:r>
-      <w:r>
-        <w:rPr/>
-        <w:t xml:space="preserve"> </w:t>
-      </w:r>
-      <w:r>
-        <w:rPr/>
-        <w:t>There were many awards he received in his career including:</w:t>
-      </w:r>
-      <w:r>
-        <w:rPr/>
-        <w:t xml:space="preserve"> </w:t>
-      </w:r>
-      <w:r>
-        <w:rPr/>
-        <w:t>• Area Director in Monte Vista and Alamosa for 20 years</w:t>
-      </w:r>
-      <w:r>
-        <w:rPr/>
-        <w:t xml:space="preserve"> </w:t>
-      </w:r>
-      <w:r>
-        <w:rPr/>
-        <w:t>• Training of umpires in Area 13 in Monte Vista and Alamosa for 20 years.</w:t>
-      </w:r>
-      <w:r>
-        <w:rPr/>
-        <w:t xml:space="preserve"> </w:t>
-      </w:r>
-      <w:r>
-        <w:rPr/>
-        <w:t>• Umpire Evaluator for over 30 years</w:t>
-      </w:r>
-      <w:r>
-        <w:rPr/>
-        <w:t xml:space="preserve"> </w:t>
-      </w:r>
-      <w:r>
-        <w:rPr/>
-        <w:t>• Assignor for high school baseball and basketball for 16 years in the San Luis Valley.</w:t>
-      </w:r>
-    </w:p>
-    <w:p>
-      <w:pPr>
-        <w:pStyle w:val="BodyText"/>
-      </w:pPr>
-    </w:p>
-    <w:p>
-      <w:pPr>
-        <w:pStyle w:val="BodyText"/>
-      </w:pPr>
-    </w:p>
-    <w:p w14:noSpellErr="1">
-      <w:pPr>
-        <w:pStyle w:val="BodyText"/>
-      </w:pPr>
-    </w:p>
-    <w:p>
-      <w:pPr>
-        <w:pStyle w:val="Heading2"/>
-        <w:spacing w:before="261" w:beforeAutospacing="off" w:after="261" w:afterAutospacing="off" w:line="300" w:lineRule="auto"/>
-      </w:pPr>
-      <w:r>
-        <w:rPr>
-          <w:rFonts w:ascii="Segoe UI" w:hAnsi="Segoe UI" w:eastAsia="Segoe UI" w:cs="Segoe UI"/>
-          <w:b w:val="1"/>
-          <w:bCs w:val="1"/>
-          <w:i w:val="0"/>
-          <w:iCs w:val="0"/>
-          <w:noProof w:val="0"/>
-          <w:sz w:val="31"/>
-          <w:szCs w:val="31"/>
-          <w:lang w:val="en-US"/>
-        </w:rPr>
-        <w:t xml:space="preserve">Revised Biography: </w:t>
-      </w:r>
-      <w:r>
-        <w:rPr>
-          <w:rFonts w:ascii="Segoe UI" w:hAnsi="Segoe UI" w:eastAsia="Segoe UI" w:cs="Segoe UI"/>
-          <w:b w:val="1"/>
-          <w:bCs w:val="1"/>
-          <w:i w:val="0"/>
-          <w:iCs w:val="0"/>
-          <w:noProof w:val="0"/>
-          <w:sz w:val="31"/>
-          <w:szCs w:val="31"/>
-          <w:lang w:val="en-US"/>
-        </w:rPr>
-        <w:t>Ross Barlow</w:t>
-      </w:r>
-    </w:p>
-    <w:p>
+    <w:p ns2:paraId="3EF14526" ns2:textId="5B4600D4">
       <w:pPr>
         <w:spacing w:before="210" w:beforeAutospacing="off" w:after="210" w:afterAutospacing="off" w:line="300" w:lineRule="auto"/>
       </w:pPr>
@@ -215,7 +21,7 @@
         <w:t>(Bold = suggested hyperlink targets)</w:t>
       </w:r>
     </w:p>
-    <w:p>
+    <w:p ns2:paraId="52BCD4F7" ns2:textId="10A8E860">
       <w:pPr>
         <w:pStyle w:val="Normal"/>
         <w:spacing w:before="210" w:beforeAutospacing="off" w:after="210" w:afterAutospacing="off" w:line="300" w:lineRule="auto"/>
@@ -287,7 +93,7 @@
         </w:rPr>
         <w:t xml:space="preserve"> on October 16, 1953. He attended </w:t>
       </w:r>
-      <w:hyperlink r:id="R76a09db5cf93444c">
+      <w:hyperlink ns3:id="R76a09db5cf93444c">
         <w:r>
           <w:rPr>
             <w:rStyle w:val="Hyperlink"/>
@@ -342,7 +148,7 @@
         </w:rPr>
         <w:t xml:space="preserve"> degree (1979) and an M.A. (1980) from </w:t>
       </w:r>
-      <w:hyperlink r:id="R78e49d070f9d41f0">
+      <w:hyperlink ns3:id="R78e49d070f9d41f0">
         <w:r>
           <w:rPr>
             <w:rStyle w:val="Hyperlink"/>
@@ -444,7 +250,7 @@
         <w:t>.</w:t>
       </w:r>
     </w:p>
-    <w:p>
+    <w:p ns2:paraId="68C9DCFA" ns2:textId="005F3681">
       <w:pPr>
         <w:spacing w:before="210" w:beforeAutospacing="off" w:after="210" w:afterAutospacing="off" w:line="300" w:lineRule="auto"/>
         <w:rPr>
@@ -739,7 +545,7 @@
         </w:rPr>
         <w:t xml:space="preserve"> and the </w:t>
       </w:r>
-      <w:hyperlink r:id="Rabe0133dad6d4a5f">
+      <w:hyperlink ns3:id="Rabe0133dad6d4a5f">
         <w:r>
           <w:rPr>
             <w:rStyle w:val="Hyperlink"/>
@@ -785,7 +591,7 @@
         <w:t>in 1993 and 1996.</w:t>
       </w:r>
     </w:p>
-    <w:p>
+    <w:p ns2:paraId="1A82AAB0" ns2:textId="60244338">
       <w:pPr>
         <w:spacing w:before="210" w:beforeAutospacing="off" w:after="210" w:afterAutospacing="off" w:line="300" w:lineRule="auto"/>
         <w:rPr>
@@ -927,7 +733,7 @@
         <w:t xml:space="preserve"> earning four Championship Plate assignments—an honor reserved for the most trusted officials.</w:t>
       </w:r>
     </w:p>
-    <w:p>
+    <w:p ns2:paraId="3A08AAD0" ns2:textId="09324C71">
       <w:pPr>
         <w:spacing w:before="210" w:beforeAutospacing="off" w:after="210" w:afterAutospacing="off" w:line="300" w:lineRule="auto"/>
       </w:pPr>
@@ -946,7 +752,7 @@
         <w:t>Ross’s leadership extended well beyond the field. Over the course of his career, he received numerous assignments and held several important roles, including:</w:t>
       </w:r>
     </w:p>
-    <w:p>
+    <w:p ns2:paraId="2369D33E" ns2:textId="05F879BD">
       <w:pPr>
         <w:pStyle w:val="ListParagraph"/>
         <w:numPr>
@@ -995,7 +801,7 @@
         <w:t xml:space="preserve"> in Monte Vista and Alamosa for 20 years</w:t>
       </w:r>
     </w:p>
-    <w:p>
+    <w:p ns2:paraId="0B59583D" ns2:textId="53F859C5">
       <w:pPr>
         <w:pStyle w:val="ListParagraph"/>
         <w:numPr>
@@ -1044,7 +850,7 @@
         <w:t xml:space="preserve"> for Area 13 umpires in Monte Vista and Alamosa for 20 years</w:t>
       </w:r>
     </w:p>
-    <w:p>
+    <w:p ns2:paraId="394B6E00" ns2:textId="06D71551">
       <w:pPr>
         <w:pStyle w:val="ListParagraph"/>
         <w:numPr>
@@ -1093,7 +899,7 @@
         <w:t xml:space="preserve"> for more than 30 years</w:t>
       </w:r>
     </w:p>
-    <w:p>
+    <w:p ns2:paraId="7C12337E" ns2:textId="5458BE8E">
       <w:pPr>
         <w:pStyle w:val="ListParagraph"/>
         <w:numPr>
@@ -1184,7 +990,7 @@
         <w:t>16 years</w:t>
       </w:r>
     </w:p>
-    <w:p>
+    <w:p ns2:paraId="47AD7817" ns2:textId="49391180">
       <w:pPr>
         <w:spacing w:before="210" w:beforeAutospacing="off" w:after="210" w:afterAutospacing="off" w:line="300" w:lineRule="auto"/>
       </w:pPr>
@@ -1203,7 +1009,7 @@
         <w:t>Through decades of service, Ross helped develop and mentor countless umpires while elevating the quality of officiating throughout southern Colorado.</w:t>
       </w:r>
     </w:p>
-    <w:p>
+    <w:p ns2:paraId="71FEEBBE" ns2:textId="200E6D88">
       <w:pPr>
         <w:spacing w:before="210" w:beforeAutospacing="off" w:after="210" w:afterAutospacing="off" w:line="300" w:lineRule="auto"/>
         <w:rPr>
@@ -1219,7 +1025,7 @@
         </w:rPr>
       </w:pPr>
     </w:p>
-    <w:p>
+    <w:p ns2:paraId="33449C7F" ns2:textId="61EEEFC8">
       <w:pPr>
         <w:pStyle w:val="BodyText"/>
       </w:pPr>
